--- a/Career Dossier.docx
+++ b/Career Dossier.docx
@@ -2180,7 +2180,7 @@
           <w:bCs/>
         </w:rPr>
         <w:pict w14:anchorId="0EBE060E">
-          <v:rect id="_x0000_i1048" style="width:0;height:1.5pt" o:hralign="center" o:hrstd="t" o:hr="t" fillcolor="#a0a0a0" stroked="f"/>
+          <v:rect id="_x0000_i1040" style="width:0;height:1.5pt" o:hralign="center" o:hrstd="t" o:hr="t" fillcolor="#a0a0a0" stroked="f"/>
         </w:pict>
       </w:r>
     </w:p>
@@ -2394,6 +2394,27 @@
           <w:bCs/>
         </w:rPr>
         <w:t>safe adoption of GenAI through privacy, prompt-injection, and data-poisoning controls</w:t>
+      </w:r>
+    </w:p>
+    <w:p>
+      <w:pPr>
+        <w:numPr>
+          <w:ilvl w:val="0"/>
+          <w:numId w:val="2"/>
+        </w:numPr>
+        <w:rPr>
+          <w:rFonts w:ascii="Segoe UI Emoji" w:hAnsi="Segoe UI Emoji" w:cs="Segoe UI Emoji"/>
+          <w:b/>
+          <w:bCs/>
+        </w:rPr>
+      </w:pPr>
+      <w:r>
+        <w:rPr>
+          <w:rFonts w:ascii="Segoe UI Emoji" w:hAnsi="Segoe UI Emoji" w:cs="Segoe UI Emoji"/>
+          <w:b/>
+          <w:bCs/>
+        </w:rPr>
+        <w:t>secure AI-assisted engineering through controlled handling of proprietary source code and structured human oversight</w:t>
       </w:r>
     </w:p>
     <w:p>
@@ -2565,7 +2586,7 @@
           <w:bCs/>
         </w:rPr>
         <w:pict w14:anchorId="4606D236">
-          <v:rect id="_x0000_i1040" style="width:0;height:1.5pt" o:hralign="center" o:hrstd="t" o:hr="t" fillcolor="#a0a0a0" stroked="f"/>
+          <v:rect id="_x0000_i1041" style="width:0;height:1.5pt" o:hralign="center" o:hrstd="t" o:hr="t" fillcolor="#a0a0a0" stroked="f"/>
         </w:pict>
       </w:r>
     </w:p>
@@ -2773,75 +2794,6 @@
           <w:bCs/>
         </w:rPr>
         <w:pict w14:anchorId="0EBB462D">
-          <v:rect id="_x0000_i1041" style="width:0;height:1.5pt" o:hralign="center" o:hrstd="t" o:hr="t" fillcolor="#a0a0a0" stroked="f"/>
-        </w:pict>
-      </w:r>
-    </w:p>
-    <w:p>
-      <w:pPr>
-        <w:rPr>
-          <w:rFonts w:ascii="Segoe UI Emoji" w:hAnsi="Segoe UI Emoji" w:cs="Segoe UI Emoji"/>
-          <w:b/>
-          <w:bCs/>
-        </w:rPr>
-      </w:pPr>
-      <w:r>
-        <w:rPr>
-          <w:rFonts w:ascii="Segoe UI Emoji" w:hAnsi="Segoe UI Emoji" w:cs="Segoe UI Emoji"/>
-          <w:b/>
-          <w:bCs/>
-        </w:rPr>
-        <w:t>🚀 One-Line Summary</w:t>
-      </w:r>
-    </w:p>
-    <w:p>
-      <w:pPr>
-        <w:rPr>
-          <w:rFonts w:ascii="Segoe UI Emoji" w:hAnsi="Segoe UI Emoji" w:cs="Segoe UI Emoji"/>
-          <w:b/>
-          <w:bCs/>
-        </w:rPr>
-      </w:pPr>
-      <w:r>
-        <w:rPr>
-          <w:rFonts w:ascii="Segoe UI Emoji" w:hAnsi="Segoe UI Emoji" w:cs="Segoe UI Emoji"/>
-          <w:b/>
-          <w:bCs/>
-        </w:rPr>
-        <w:t xml:space="preserve">A multi-domain cognitive architecture that uses AI as a structured retrieval and compression layer over versioned human knowledge corpora, enabling consistent rule interpretation, reduced cognitive load, and cross-domain pattern extraction across linguistic, regulatory, and </w:t>
-      </w:r>
-      <w:r>
-        <w:rPr>
-          <w:rFonts w:ascii="Segoe UI Emoji" w:hAnsi="Segoe UI Emoji" w:cs="Segoe UI Emoji"/>
-          <w:b/>
-          <w:bCs/>
-        </w:rPr>
-        <w:t>mid-market</w:t>
-      </w:r>
-      <w:r>
-        <w:rPr>
-          <w:rFonts w:ascii="Segoe UI Emoji" w:hAnsi="Segoe UI Emoji" w:cs="Segoe UI Emoji"/>
-          <w:b/>
-          <w:bCs/>
-        </w:rPr>
-        <w:t xml:space="preserve"> systems.</w:t>
-      </w:r>
-    </w:p>
-    <w:p>
-      <w:pPr>
-        <w:rPr>
-          <w:rFonts w:ascii="Segoe UI Emoji" w:hAnsi="Segoe UI Emoji" w:cs="Segoe UI Emoji"/>
-          <w:b/>
-          <w:bCs/>
-        </w:rPr>
-      </w:pPr>
-      <w:r>
-        <w:rPr>
-          <w:rFonts w:ascii="Segoe UI Emoji" w:hAnsi="Segoe UI Emoji" w:cs="Segoe UI Emoji"/>
-          <w:b/>
-          <w:bCs/>
-        </w:rPr>
-        <w:pict w14:anchorId="36E31783">
           <v:rect id="_x0000_i1042" style="width:0;height:1.5pt" o:hralign="center" o:hrstd="t" o:hr="t" fillcolor="#a0a0a0" stroked="f"/>
         </w:pict>
       </w:r>
@@ -2860,11 +2812,62 @@
           <w:b/>
           <w:bCs/>
         </w:rPr>
-        <w:t>🧰 TEST AUTOMATION TOOLSET</w:t>
-      </w:r>
-    </w:p>
-    <w:p>
-      <w:pPr>
+        <w:t>🧮 11. JADE Programming Language Knowledge Acquisition</w:t>
+      </w:r>
+      <w:r>
+        <w:rPr>
+          <w:rFonts w:ascii="Segoe UI Emoji" w:hAnsi="Segoe UI Emoji" w:cs="Segoe UI Emoji"/>
+          <w:b/>
+          <w:bCs/>
+        </w:rPr>
+        <w:br/>
+        <w:t>&amp; Secure AI Code Review</w:t>
+      </w:r>
+    </w:p>
+    <w:p>
+      <w:pPr>
+        <w:rPr>
+          <w:rFonts w:ascii="Segoe UI Emoji" w:hAnsi="Segoe UI Emoji" w:cs="Segoe UI Emoji"/>
+          <w:b/>
+          <w:bCs/>
+        </w:rPr>
+      </w:pPr>
+      <w:r>
+        <w:rPr>
+          <w:rFonts w:ascii="Segoe UI Emoji" w:hAnsi="Segoe UI Emoji" w:cs="Segoe UI Emoji"/>
+          <w:b/>
+          <w:bCs/>
+        </w:rPr>
+        <w:t>JADE Language &amp; Legacy-System Knowledge Acquisition</w:t>
+      </w:r>
+    </w:p>
+    <w:p>
+      <w:pPr>
+        <w:numPr>
+          <w:ilvl w:val="0"/>
+          <w:numId w:val="7"/>
+        </w:numPr>
+        <w:rPr>
+          <w:rFonts w:ascii="Segoe UI Emoji" w:hAnsi="Segoe UI Emoji" w:cs="Segoe UI Emoji"/>
+          <w:b/>
+          <w:bCs/>
+        </w:rPr>
+      </w:pPr>
+      <w:r>
+        <w:rPr>
+          <w:rFonts w:ascii="Segoe UI Emoji" w:hAnsi="Segoe UI Emoji" w:cs="Segoe UI Emoji"/>
+          <w:b/>
+          <w:bCs/>
+        </w:rPr>
+        <w:t xml:space="preserve">Extracted and synthesised 1.03 MB of official JADE Developer's Reference documentation (Version 2018.0.01) into a structured language reference </w:t>
+      </w:r>
+    </w:p>
+    <w:p>
+      <w:pPr>
+        <w:numPr>
+          <w:ilvl w:val="0"/>
+          <w:numId w:val="7"/>
+        </w:numPr>
         <w:rPr>
           <w:rFonts w:ascii="Segoe UI Emoji" w:hAnsi="Segoe UI Emoji" w:cs="Segoe UI Emoji"/>
           <w:b/>
@@ -2878,34 +2881,582 @@
           <w:bCs/>
         </w:rPr>
         <w:lastRenderedPageBreak/>
-        <w:t xml:space="preserve">C#, Cucumber, Cypress, GitHub, HTML, JMeter, Jira, JavaScript, Node.js, Playwright, REST, Selenium WebDriver, SOAP, TestComplete, Postman, Python, SQL, TeamCity, VBScript, Visual Studio Code, </w:t>
-      </w:r>
-      <w:proofErr w:type="spellStart"/>
-      <w:r>
-        <w:rPr>
-          <w:rFonts w:ascii="Segoe UI Emoji" w:hAnsi="Segoe UI Emoji" w:cs="Segoe UI Emoji"/>
-          <w:b/>
-          <w:bCs/>
-        </w:rPr>
-        <w:t>WireShark</w:t>
-      </w:r>
-      <w:proofErr w:type="spellEnd"/>
-    </w:p>
-    <w:p>
-      <w:pPr>
-        <w:rPr>
-          <w:rFonts w:ascii="Segoe UI Emoji" w:hAnsi="Segoe UI Emoji" w:cs="Segoe UI Emoji"/>
-          <w:b/>
-          <w:bCs/>
-        </w:rPr>
-      </w:pPr>
-      <w:r>
-        <w:rPr>
-          <w:rFonts w:ascii="Segoe UI Emoji" w:hAnsi="Segoe UI Emoji" w:cs="Segoe UI Emoji"/>
-          <w:b/>
-          <w:bCs/>
-        </w:rPr>
-        <w:pict w14:anchorId="3FF29370">
+        <w:t xml:space="preserve">Analysed real-world MYOB Greentree JADE implementation patterns alongside JavaScript-based test repository artefacts </w:t>
+      </w:r>
+    </w:p>
+    <w:p>
+      <w:pPr>
+        <w:numPr>
+          <w:ilvl w:val="0"/>
+          <w:numId w:val="7"/>
+        </w:numPr>
+        <w:rPr>
+          <w:rFonts w:ascii="Segoe UI Emoji" w:hAnsi="Segoe UI Emoji" w:cs="Segoe UI Emoji"/>
+          <w:b/>
+          <w:bCs/>
+        </w:rPr>
+      </w:pPr>
+      <w:r>
+        <w:rPr>
+          <w:rFonts w:ascii="Segoe UI Emoji" w:hAnsi="Segoe UI Emoji" w:cs="Segoe UI Emoji"/>
+          <w:b/>
+          <w:bCs/>
+        </w:rPr>
+        <w:t xml:space="preserve">Documented JADE grammar, reserved words, operators, data types, control structures, exception handling, transactions, resource management, and object operations </w:t>
+      </w:r>
+    </w:p>
+    <w:p>
+      <w:pPr>
+        <w:numPr>
+          <w:ilvl w:val="0"/>
+          <w:numId w:val="7"/>
+        </w:numPr>
+        <w:rPr>
+          <w:rFonts w:ascii="Segoe UI Emoji" w:hAnsi="Segoe UI Emoji" w:cs="Segoe UI Emoji"/>
+          <w:b/>
+          <w:bCs/>
+        </w:rPr>
+      </w:pPr>
+      <w:r>
+        <w:rPr>
+          <w:rFonts w:ascii="Segoe UI Emoji" w:hAnsi="Segoe UI Emoji" w:cs="Segoe UI Emoji"/>
+          <w:b/>
+          <w:bCs/>
+        </w:rPr>
+        <w:t xml:space="preserve">Mapped language constructs to MYOB Greentree-specific implementation patterns, including form events, module control, transaction processing, UI controls, and change-tracking conventions </w:t>
+      </w:r>
+    </w:p>
+    <w:p>
+      <w:pPr>
+        <w:numPr>
+          <w:ilvl w:val="0"/>
+          <w:numId w:val="7"/>
+        </w:numPr>
+        <w:rPr>
+          <w:rFonts w:ascii="Segoe UI Emoji" w:hAnsi="Segoe UI Emoji" w:cs="Segoe UI Emoji"/>
+          <w:b/>
+          <w:bCs/>
+        </w:rPr>
+      </w:pPr>
+      <w:r>
+        <w:rPr>
+          <w:rFonts w:ascii="Segoe UI Emoji" w:hAnsi="Segoe UI Emoji" w:cs="Segoe UI Emoji"/>
+          <w:b/>
+          <w:bCs/>
+        </w:rPr>
+        <w:t xml:space="preserve">Converted previously unfamiliar proprietary-language knowledge into an actionable technical reference suitable for automated code analysis and QA support </w:t>
+      </w:r>
+    </w:p>
+    <w:p>
+      <w:pPr>
+        <w:rPr>
+          <w:rFonts w:ascii="Segoe UI Emoji" w:hAnsi="Segoe UI Emoji" w:cs="Segoe UI Emoji"/>
+          <w:b/>
+          <w:bCs/>
+        </w:rPr>
+      </w:pPr>
+      <w:r>
+        <w:rPr>
+          <w:rFonts w:ascii="Segoe UI Emoji" w:hAnsi="Segoe UI Emoji" w:cs="Segoe UI Emoji"/>
+          <w:b/>
+          <w:bCs/>
+        </w:rPr>
+        <w:t>🔐 Secure AI-Assisted Code Review Framework</w:t>
+      </w:r>
+    </w:p>
+    <w:p>
+      <w:pPr>
+        <w:numPr>
+          <w:ilvl w:val="0"/>
+          <w:numId w:val="8"/>
+        </w:numPr>
+        <w:rPr>
+          <w:rFonts w:ascii="Segoe UI Emoji" w:hAnsi="Segoe UI Emoji" w:cs="Segoe UI Emoji"/>
+          <w:b/>
+          <w:bCs/>
+        </w:rPr>
+      </w:pPr>
+      <w:r>
+        <w:rPr>
+          <w:rFonts w:ascii="Segoe UI Emoji" w:hAnsi="Segoe UI Emoji" w:cs="Segoe UI Emoji"/>
+          <w:b/>
+          <w:bCs/>
+        </w:rPr>
+        <w:t xml:space="preserve">Designed a security-first framework for AI-assisted JADE code review, treating production source code as sensitive intellectual property </w:t>
+      </w:r>
+    </w:p>
+    <w:p>
+      <w:pPr>
+        <w:numPr>
+          <w:ilvl w:val="0"/>
+          <w:numId w:val="8"/>
+        </w:numPr>
+        <w:rPr>
+          <w:rFonts w:ascii="Segoe UI Emoji" w:hAnsi="Segoe UI Emoji" w:cs="Segoe UI Emoji"/>
+          <w:b/>
+          <w:bCs/>
+        </w:rPr>
+      </w:pPr>
+      <w:r>
+        <w:rPr>
+          <w:rFonts w:ascii="Segoe UI Emoji" w:hAnsi="Segoe UI Emoji" w:cs="Segoe UI Emoji"/>
+          <w:b/>
+          <w:bCs/>
+        </w:rPr>
+        <w:t xml:space="preserve">Applied data-minimisation principles by separating reusable language patterns from proprietary business logic </w:t>
+      </w:r>
+    </w:p>
+    <w:p>
+      <w:pPr>
+        <w:numPr>
+          <w:ilvl w:val="0"/>
+          <w:numId w:val="8"/>
+        </w:numPr>
+        <w:rPr>
+          <w:rFonts w:ascii="Segoe UI Emoji" w:hAnsi="Segoe UI Emoji" w:cs="Segoe UI Emoji"/>
+          <w:b/>
+          <w:bCs/>
+        </w:rPr>
+      </w:pPr>
+      <w:r>
+        <w:rPr>
+          <w:rFonts w:ascii="Segoe UI Emoji" w:hAnsi="Segoe UI Emoji" w:cs="Segoe UI Emoji"/>
+          <w:b/>
+          <w:bCs/>
+        </w:rPr>
+        <w:t xml:space="preserve">Defined abstraction, redaction, synthetic-example, and secret-removal strategies for safe AI interaction with production-derived code </w:t>
+      </w:r>
+    </w:p>
+    <w:p>
+      <w:pPr>
+        <w:numPr>
+          <w:ilvl w:val="0"/>
+          <w:numId w:val="8"/>
+        </w:numPr>
+        <w:rPr>
+          <w:rFonts w:ascii="Segoe UI Emoji" w:hAnsi="Segoe UI Emoji" w:cs="Segoe UI Emoji"/>
+          <w:b/>
+          <w:bCs/>
+        </w:rPr>
+      </w:pPr>
+      <w:r>
+        <w:rPr>
+          <w:rFonts w:ascii="Segoe UI Emoji" w:hAnsi="Segoe UI Emoji" w:cs="Segoe UI Emoji"/>
+          <w:b/>
+          <w:bCs/>
+        </w:rPr>
+        <w:t xml:space="preserve">Established privacy-preserving deployment patterns, including private, on-premises, VPC-isolated, hybrid, and air-gapped environments </w:t>
+      </w:r>
+    </w:p>
+    <w:p>
+      <w:pPr>
+        <w:numPr>
+          <w:ilvl w:val="0"/>
+          <w:numId w:val="8"/>
+        </w:numPr>
+        <w:rPr>
+          <w:rFonts w:ascii="Segoe UI Emoji" w:hAnsi="Segoe UI Emoji" w:cs="Segoe UI Emoji"/>
+          <w:b/>
+          <w:bCs/>
+        </w:rPr>
+      </w:pPr>
+      <w:r>
+        <w:rPr>
+          <w:rFonts w:ascii="Segoe UI Emoji" w:hAnsi="Segoe UI Emoji" w:cs="Segoe UI Emoji"/>
+          <w:b/>
+          <w:bCs/>
+        </w:rPr>
+        <w:t xml:space="preserve">Defined provenance and audit controls covering code submissions, AI responses, data lineage, access tracking, and human verification </w:t>
+      </w:r>
+    </w:p>
+    <w:p>
+      <w:pPr>
+        <w:numPr>
+          <w:ilvl w:val="0"/>
+          <w:numId w:val="8"/>
+        </w:numPr>
+        <w:rPr>
+          <w:rFonts w:ascii="Segoe UI Emoji" w:hAnsi="Segoe UI Emoji" w:cs="Segoe UI Emoji"/>
+          <w:b/>
+          <w:bCs/>
+        </w:rPr>
+      </w:pPr>
+      <w:r>
+        <w:rPr>
+          <w:rFonts w:ascii="Segoe UI Emoji" w:hAnsi="Segoe UI Emoji" w:cs="Segoe UI Emoji"/>
+          <w:b/>
+          <w:bCs/>
+        </w:rPr>
+        <w:t xml:space="preserve">Applied human-in-the-loop controls requiring developer, security, business-domain, and regulatory review of AI-generated recommendations </w:t>
+      </w:r>
+    </w:p>
+    <w:p>
+      <w:pPr>
+        <w:numPr>
+          <w:ilvl w:val="0"/>
+          <w:numId w:val="8"/>
+        </w:numPr>
+        <w:rPr>
+          <w:rFonts w:ascii="Segoe UI Emoji" w:hAnsi="Segoe UI Emoji" w:cs="Segoe UI Emoji"/>
+          <w:b/>
+          <w:bCs/>
+        </w:rPr>
+      </w:pPr>
+      <w:r>
+        <w:rPr>
+          <w:rFonts w:ascii="Segoe UI Emoji" w:hAnsi="Segoe UI Emoji" w:cs="Segoe UI Emoji"/>
+          <w:b/>
+          <w:bCs/>
+        </w:rPr>
+        <w:t xml:space="preserve">Defined technical safeguards including DLP, encryption, network isolation, access monitoring, security assessment, incident response, and vendor-security validation </w:t>
+      </w:r>
+    </w:p>
+    <w:p>
+      <w:pPr>
+        <w:rPr>
+          <w:rFonts w:ascii="Segoe UI Emoji" w:hAnsi="Segoe UI Emoji" w:cs="Segoe UI Emoji"/>
+          <w:b/>
+          <w:bCs/>
+        </w:rPr>
+      </w:pPr>
+      <w:r>
+        <w:rPr>
+          <w:rFonts w:ascii="Segoe UI Emoji" w:hAnsi="Segoe UI Emoji" w:cs="Segoe UI Emoji"/>
+          <w:b/>
+          <w:bCs/>
+        </w:rPr>
+        <w:t>🧠 AI Pair-Programming &amp; Governance Capability</w:t>
+      </w:r>
+    </w:p>
+    <w:p>
+      <w:pPr>
+        <w:numPr>
+          <w:ilvl w:val="0"/>
+          <w:numId w:val="9"/>
+        </w:numPr>
+        <w:rPr>
+          <w:rFonts w:ascii="Segoe UI Emoji" w:hAnsi="Segoe UI Emoji" w:cs="Segoe UI Emoji"/>
+          <w:b/>
+          <w:bCs/>
+        </w:rPr>
+      </w:pPr>
+      <w:r>
+        <w:rPr>
+          <w:rFonts w:ascii="Segoe UI Emoji" w:hAnsi="Segoe UI Emoji" w:cs="Segoe UI Emoji"/>
+          <w:b/>
+          <w:bCs/>
+        </w:rPr>
+        <w:t xml:space="preserve">Applied language-specific knowledge acquisition to AI-assisted development, enabling AI systems to reason about JADE syntax and structural patterns without unnecessarily exposing proprietary logic </w:t>
+      </w:r>
+    </w:p>
+    <w:p>
+      <w:pPr>
+        <w:numPr>
+          <w:ilvl w:val="0"/>
+          <w:numId w:val="9"/>
+        </w:numPr>
+        <w:rPr>
+          <w:rFonts w:ascii="Segoe UI Emoji" w:hAnsi="Segoe UI Emoji" w:cs="Segoe UI Emoji"/>
+          <w:b/>
+          <w:bCs/>
+        </w:rPr>
+      </w:pPr>
+      <w:r>
+        <w:rPr>
+          <w:rFonts w:ascii="Segoe UI Emoji" w:hAnsi="Segoe UI Emoji" w:cs="Segoe UI Emoji"/>
+          <w:b/>
+          <w:bCs/>
+        </w:rPr>
+        <w:t xml:space="preserve">Developed a framework for secure pattern recognition, syntax validation, error detection, and coding-standard verification </w:t>
+      </w:r>
+    </w:p>
+    <w:p>
+      <w:pPr>
+        <w:numPr>
+          <w:ilvl w:val="0"/>
+          <w:numId w:val="9"/>
+        </w:numPr>
+        <w:rPr>
+          <w:rFonts w:ascii="Segoe UI Emoji" w:hAnsi="Segoe UI Emoji" w:cs="Segoe UI Emoji"/>
+          <w:b/>
+          <w:bCs/>
+        </w:rPr>
+      </w:pPr>
+      <w:r>
+        <w:rPr>
+          <w:rFonts w:ascii="Segoe UI Emoji" w:hAnsi="Segoe UI Emoji" w:cs="Segoe UI Emoji"/>
+          <w:b/>
+          <w:bCs/>
+        </w:rPr>
+        <w:t xml:space="preserve">Integrated privacy, security, compliance, provenance, and human oversight into the AI-assisted development lifecycle </w:t>
+      </w:r>
+    </w:p>
+    <w:p>
+      <w:pPr>
+        <w:numPr>
+          <w:ilvl w:val="0"/>
+          <w:numId w:val="9"/>
+        </w:numPr>
+        <w:rPr>
+          <w:rFonts w:ascii="Segoe UI Emoji" w:hAnsi="Segoe UI Emoji" w:cs="Segoe UI Emoji"/>
+          <w:b/>
+          <w:bCs/>
+        </w:rPr>
+      </w:pPr>
+      <w:r>
+        <w:rPr>
+          <w:rFonts w:ascii="Segoe UI Emoji" w:hAnsi="Segoe UI Emoji" w:cs="Segoe UI Emoji"/>
+          <w:b/>
+          <w:bCs/>
+        </w:rPr>
+        <w:t xml:space="preserve">Demonstrated practical application of GenAI governance principles to legacy enterprise development environments </w:t>
+      </w:r>
+    </w:p>
+    <w:p>
+      <w:pPr>
+        <w:rPr>
+          <w:rFonts w:ascii="Segoe UI Emoji" w:hAnsi="Segoe UI Emoji" w:cs="Segoe UI Emoji"/>
+          <w:b/>
+          <w:bCs/>
+        </w:rPr>
+      </w:pPr>
+      <w:r>
+        <w:rPr>
+          <w:rFonts w:ascii="Segoe UI Emoji" w:hAnsi="Segoe UI Emoji" w:cs="Segoe UI Emoji"/>
+          <w:b/>
+          <w:bCs/>
+        </w:rPr>
+        <w:lastRenderedPageBreak/>
+        <w:t>Engineering Value</w:t>
+      </w:r>
+    </w:p>
+    <w:p>
+      <w:pPr>
+        <w:rPr>
+          <w:rFonts w:ascii="Segoe UI Emoji" w:hAnsi="Segoe UI Emoji" w:cs="Segoe UI Emoji"/>
+          <w:b/>
+          <w:bCs/>
+        </w:rPr>
+      </w:pPr>
+      <w:r>
+        <w:rPr>
+          <w:rFonts w:ascii="Segoe UI Emoji" w:hAnsi="Segoe UI Emoji" w:cs="Segoe UI Emoji"/>
+          <w:b/>
+          <w:bCs/>
+        </w:rPr>
+        <w:t>This work demonstrates the ability to:</w:t>
+      </w:r>
+    </w:p>
+    <w:p>
+      <w:pPr>
+        <w:numPr>
+          <w:ilvl w:val="0"/>
+          <w:numId w:val="10"/>
+        </w:numPr>
+        <w:rPr>
+          <w:rFonts w:ascii="Segoe UI Emoji" w:hAnsi="Segoe UI Emoji" w:cs="Segoe UI Emoji"/>
+          <w:b/>
+          <w:bCs/>
+        </w:rPr>
+      </w:pPr>
+      <w:r>
+        <w:rPr>
+          <w:rFonts w:ascii="Segoe UI Emoji" w:hAnsi="Segoe UI Emoji" w:cs="Segoe UI Emoji"/>
+          <w:b/>
+          <w:bCs/>
+        </w:rPr>
+        <w:t xml:space="preserve">acquire and structure knowledge of unfamiliar or legacy programming languages </w:t>
+      </w:r>
+    </w:p>
+    <w:p>
+      <w:pPr>
+        <w:numPr>
+          <w:ilvl w:val="0"/>
+          <w:numId w:val="10"/>
+        </w:numPr>
+        <w:rPr>
+          <w:rFonts w:ascii="Segoe UI Emoji" w:hAnsi="Segoe UI Emoji" w:cs="Segoe UI Emoji"/>
+          <w:b/>
+          <w:bCs/>
+        </w:rPr>
+      </w:pPr>
+      <w:r>
+        <w:rPr>
+          <w:rFonts w:ascii="Segoe UI Emoji" w:hAnsi="Segoe UI Emoji" w:cs="Segoe UI Emoji"/>
+          <w:b/>
+          <w:bCs/>
+        </w:rPr>
+        <w:t xml:space="preserve">translate documentation into machine-usable testing and code-review knowledge </w:t>
+      </w:r>
+    </w:p>
+    <w:p>
+      <w:pPr>
+        <w:numPr>
+          <w:ilvl w:val="0"/>
+          <w:numId w:val="10"/>
+        </w:numPr>
+        <w:rPr>
+          <w:rFonts w:ascii="Segoe UI Emoji" w:hAnsi="Segoe UI Emoji" w:cs="Segoe UI Emoji"/>
+          <w:b/>
+          <w:bCs/>
+        </w:rPr>
+      </w:pPr>
+      <w:r>
+        <w:rPr>
+          <w:rFonts w:ascii="Segoe UI Emoji" w:hAnsi="Segoe UI Emoji" w:cs="Segoe UI Emoji"/>
+          <w:b/>
+          <w:bCs/>
+        </w:rPr>
+        <w:t xml:space="preserve">combine legacy-system understanding with modern GenAI tooling </w:t>
+      </w:r>
+    </w:p>
+    <w:p>
+      <w:pPr>
+        <w:numPr>
+          <w:ilvl w:val="0"/>
+          <w:numId w:val="10"/>
+        </w:numPr>
+        <w:rPr>
+          <w:rFonts w:ascii="Segoe UI Emoji" w:hAnsi="Segoe UI Emoji" w:cs="Segoe UI Emoji"/>
+          <w:b/>
+          <w:bCs/>
+        </w:rPr>
+      </w:pPr>
+      <w:r>
+        <w:rPr>
+          <w:rFonts w:ascii="Segoe UI Emoji" w:hAnsi="Segoe UI Emoji" w:cs="Segoe UI Emoji"/>
+          <w:b/>
+          <w:bCs/>
+        </w:rPr>
+        <w:t xml:space="preserve">design AI-assisted engineering workflows around IP protection and data minimisation </w:t>
+      </w:r>
+    </w:p>
+    <w:p>
+      <w:pPr>
+        <w:numPr>
+          <w:ilvl w:val="0"/>
+          <w:numId w:val="10"/>
+        </w:numPr>
+        <w:rPr>
+          <w:rFonts w:ascii="Segoe UI Emoji" w:hAnsi="Segoe UI Emoji" w:cs="Segoe UI Emoji"/>
+          <w:b/>
+          <w:bCs/>
+        </w:rPr>
+      </w:pPr>
+      <w:r>
+        <w:rPr>
+          <w:rFonts w:ascii="Segoe UI Emoji" w:hAnsi="Segoe UI Emoji" w:cs="Segoe UI Emoji"/>
+          <w:b/>
+          <w:bCs/>
+        </w:rPr>
+        <w:t xml:space="preserve">establish human oversight and auditability for AI-generated technical recommendations </w:t>
+      </w:r>
+    </w:p>
+    <w:p>
+      <w:pPr>
+        <w:numPr>
+          <w:ilvl w:val="0"/>
+          <w:numId w:val="10"/>
+        </w:numPr>
+        <w:rPr>
+          <w:rFonts w:ascii="Segoe UI Emoji" w:hAnsi="Segoe UI Emoji" w:cs="Segoe UI Emoji"/>
+          <w:b/>
+          <w:bCs/>
+        </w:rPr>
+      </w:pPr>
+      <w:r>
+        <w:rPr>
+          <w:rFonts w:ascii="Segoe UI Emoji" w:hAnsi="Segoe UI Emoji" w:cs="Segoe UI Emoji"/>
+          <w:b/>
+          <w:bCs/>
+        </w:rPr>
+        <w:t>apply QA principles beyond test execution into secure AI-assisted software engineering</w:t>
+      </w:r>
+    </w:p>
+    <w:p>
+      <w:pPr>
+        <w:rPr>
+          <w:rFonts w:ascii="Segoe UI Emoji" w:hAnsi="Segoe UI Emoji" w:cs="Segoe UI Emoji"/>
+          <w:b/>
+          <w:bCs/>
+        </w:rPr>
+      </w:pPr>
+      <w:r>
+        <w:rPr>
+          <w:rFonts w:ascii="Segoe UI Emoji" w:hAnsi="Segoe UI Emoji" w:cs="Segoe UI Emoji"/>
+          <w:b/>
+          <w:bCs/>
+        </w:rPr>
+        <w:pict w14:anchorId="0B2DB406">
+          <v:rect id="_x0000_i1051" style="width:0;height:1.5pt" o:hralign="center" o:hrstd="t" o:hr="t" fillcolor="#a0a0a0" stroked="f"/>
+        </w:pict>
+      </w:r>
+    </w:p>
+    <w:p>
+      <w:pPr>
+        <w:rPr>
+          <w:rFonts w:ascii="Segoe UI Emoji" w:hAnsi="Segoe UI Emoji" w:cs="Segoe UI Emoji"/>
+          <w:b/>
+          <w:bCs/>
+        </w:rPr>
+      </w:pPr>
+      <w:r>
+        <w:rPr>
+          <w:rFonts w:ascii="Segoe UI Emoji" w:hAnsi="Segoe UI Emoji" w:cs="Segoe UI Emoji"/>
+          <w:b/>
+          <w:bCs/>
+        </w:rPr>
+        <w:t>🚀 One-Line Summary</w:t>
+      </w:r>
+    </w:p>
+    <w:p>
+      <w:pPr>
+        <w:rPr>
+          <w:rFonts w:ascii="Segoe UI Emoji" w:hAnsi="Segoe UI Emoji" w:cs="Segoe UI Emoji"/>
+          <w:b/>
+          <w:bCs/>
+        </w:rPr>
+      </w:pPr>
+      <w:r>
+        <w:rPr>
+          <w:rFonts w:ascii="Segoe UI Emoji" w:hAnsi="Segoe UI Emoji" w:cs="Segoe UI Emoji"/>
+          <w:b/>
+          <w:bCs/>
+        </w:rPr>
+        <w:t xml:space="preserve">A multi-domain cognitive architecture that uses AI as a structured retrieval and compression layer over versioned human knowledge corpora, enabling consistent rule interpretation, reduced cognitive load, and cross-domain pattern extraction across linguistic, regulatory, and </w:t>
+      </w:r>
+      <w:r>
+        <w:rPr>
+          <w:rFonts w:ascii="Segoe UI Emoji" w:hAnsi="Segoe UI Emoji" w:cs="Segoe UI Emoji"/>
+          <w:b/>
+          <w:bCs/>
+        </w:rPr>
+        <w:t>mid-market</w:t>
+      </w:r>
+      <w:r>
+        <w:rPr>
+          <w:rFonts w:ascii="Segoe UI Emoji" w:hAnsi="Segoe UI Emoji" w:cs="Segoe UI Emoji"/>
+          <w:b/>
+          <w:bCs/>
+        </w:rPr>
+        <w:t xml:space="preserve"> systems.</w:t>
+      </w:r>
+    </w:p>
+    <w:p>
+      <w:pPr>
+        <w:rPr>
+          <w:rFonts w:ascii="Segoe UI Emoji" w:hAnsi="Segoe UI Emoji" w:cs="Segoe UI Emoji"/>
+          <w:b/>
+          <w:bCs/>
+        </w:rPr>
+      </w:pPr>
+      <w:r>
+        <w:rPr>
+          <w:rFonts w:ascii="Segoe UI Emoji" w:hAnsi="Segoe UI Emoji" w:cs="Segoe UI Emoji"/>
+          <w:b/>
+          <w:bCs/>
+        </w:rPr>
+        <w:pict w14:anchorId="36E31783">
           <v:rect id="_x0000_i1043" style="width:0;height:1.5pt" o:hralign="center" o:hrstd="t" o:hr="t" fillcolor="#a0a0a0" stroked="f"/>
         </w:pict>
       </w:r>
@@ -2924,6 +3475,69 @@
           <w:b/>
           <w:bCs/>
         </w:rPr>
+        <w:t>🧰 TEST AUTOMATION TOOLSET</w:t>
+      </w:r>
+    </w:p>
+    <w:p>
+      <w:pPr>
+        <w:rPr>
+          <w:rFonts w:ascii="Segoe UI Emoji" w:hAnsi="Segoe UI Emoji" w:cs="Segoe UI Emoji"/>
+          <w:b/>
+          <w:bCs/>
+        </w:rPr>
+      </w:pPr>
+      <w:r>
+        <w:rPr>
+          <w:rFonts w:ascii="Segoe UI Emoji" w:hAnsi="Segoe UI Emoji" w:cs="Segoe UI Emoji"/>
+          <w:b/>
+          <w:bCs/>
+        </w:rPr>
+        <w:t xml:space="preserve">C#, Cucumber, Cypress, GitHub, HTML, JMeter, Jira, JavaScript, Node.js, Playwright, REST, Selenium WebDriver, SOAP, TestComplete, Postman, Python, SQL, TeamCity, VBScript, Visual Studio Code, </w:t>
+      </w:r>
+      <w:proofErr w:type="spellStart"/>
+      <w:r>
+        <w:rPr>
+          <w:rFonts w:ascii="Segoe UI Emoji" w:hAnsi="Segoe UI Emoji" w:cs="Segoe UI Emoji"/>
+          <w:b/>
+          <w:bCs/>
+        </w:rPr>
+        <w:t>WireShark</w:t>
+      </w:r>
+      <w:proofErr w:type="spellEnd"/>
+    </w:p>
+    <w:p>
+      <w:pPr>
+        <w:rPr>
+          <w:rFonts w:ascii="Segoe UI Emoji" w:hAnsi="Segoe UI Emoji" w:cs="Segoe UI Emoji"/>
+          <w:b/>
+          <w:bCs/>
+        </w:rPr>
+      </w:pPr>
+      <w:r>
+        <w:rPr>
+          <w:rFonts w:ascii="Segoe UI Emoji" w:hAnsi="Segoe UI Emoji" w:cs="Segoe UI Emoji"/>
+          <w:b/>
+          <w:bCs/>
+        </w:rPr>
+        <w:pict w14:anchorId="3FF29370">
+          <v:rect id="_x0000_i1044" style="width:0;height:1.5pt" o:hralign="center" o:hrstd="t" o:hr="t" fillcolor="#a0a0a0" stroked="f"/>
+        </w:pict>
+      </w:r>
+    </w:p>
+    <w:p>
+      <w:pPr>
+        <w:rPr>
+          <w:rFonts w:ascii="Segoe UI Emoji" w:hAnsi="Segoe UI Emoji" w:cs="Segoe UI Emoji"/>
+          <w:b/>
+          <w:bCs/>
+        </w:rPr>
+      </w:pPr>
+      <w:r>
+        <w:rPr>
+          <w:rFonts w:ascii="Segoe UI Emoji" w:hAnsi="Segoe UI Emoji" w:cs="Segoe UI Emoji"/>
+          <w:b/>
+          <w:bCs/>
+        </w:rPr>
         <w:t>🏗️ MID-MARKET PAYROLL SYSTEM EXPERIENCE</w:t>
       </w:r>
     </w:p>
@@ -3057,104 +3671,6 @@
           <w:bCs/>
         </w:rPr>
         <w:pict w14:anchorId="580F1537">
-          <v:rect id="_x0000_i1044" style="width:0;height:1.5pt" o:hralign="center" o:hrstd="t" o:hr="t" fillcolor="#a0a0a0" stroked="f"/>
-        </w:pict>
-      </w:r>
-    </w:p>
-    <w:p>
-      <w:pPr>
-        <w:rPr>
-          <w:rFonts w:ascii="Segoe UI Emoji" w:hAnsi="Segoe UI Emoji" w:cs="Segoe UI Emoji"/>
-          <w:b/>
-          <w:bCs/>
-        </w:rPr>
-      </w:pPr>
-      <w:r>
-        <w:rPr>
-          <w:rFonts w:ascii="Segoe UI Emoji" w:hAnsi="Segoe UI Emoji" w:cs="Segoe UI Emoji"/>
-          <w:b/>
-          <w:bCs/>
-        </w:rPr>
-        <w:t>💰 BUSINESS IMPACT SUMMARY (VERIFIABLE PHRASES ONLY)</w:t>
-      </w:r>
-    </w:p>
-    <w:p>
-      <w:pPr>
-        <w:rPr>
-          <w:rFonts w:ascii="Segoe UI Emoji" w:hAnsi="Segoe UI Emoji" w:cs="Segoe UI Emoji"/>
-          <w:b/>
-          <w:bCs/>
-        </w:rPr>
-      </w:pPr>
-      <w:r>
-        <w:rPr>
-          <w:rFonts w:ascii="Segoe UI Emoji" w:hAnsi="Segoe UI Emoji" w:cs="Segoe UI Emoji"/>
-          <w:b/>
-          <w:bCs/>
-        </w:rPr>
-        <w:t>• Reduced regression execution effort through automation and structured test design optimisation techniques (observed reduction in selected combinatorial test scenarios)</w:t>
-      </w:r>
-      <w:r>
-        <w:rPr>
-          <w:rFonts w:ascii="Segoe UI Emoji" w:hAnsi="Segoe UI Emoji" w:cs="Segoe UI Emoji"/>
-          <w:b/>
-          <w:bCs/>
-        </w:rPr>
-        <w:br/>
-        <w:t>• Improved regression coverage efficiency across payroll workflows through reusable UI and API automation approaches</w:t>
-      </w:r>
-      <w:r>
-        <w:rPr>
-          <w:rFonts w:ascii="Segoe UI Emoji" w:hAnsi="Segoe UI Emoji" w:cs="Segoe UI Emoji"/>
-          <w:b/>
-          <w:bCs/>
-        </w:rPr>
-        <w:br/>
-        <w:t>• Supported earlier detection of payroll calculation inconsistencies in STP Phase II, PAYG, and Superannuation workflows through structured validation techniques</w:t>
-      </w:r>
-      <w:r>
-        <w:rPr>
-          <w:rFonts w:ascii="Segoe UI Emoji" w:hAnsi="Segoe UI Emoji" w:cs="Segoe UI Emoji"/>
-          <w:b/>
-          <w:bCs/>
-        </w:rPr>
-        <w:br/>
-        <w:t>• Improved stability of payroll processing outcomes through systematic validation of payroll rules, leave logic, and workforce configurations</w:t>
-      </w:r>
-      <w:r>
-        <w:rPr>
-          <w:rFonts w:ascii="Segoe UI Emoji" w:hAnsi="Segoe UI Emoji" w:cs="Segoe UI Emoji"/>
-          <w:b/>
-          <w:bCs/>
-        </w:rPr>
-        <w:br/>
-        <w:t>• Enabled faster identification of data inconsistencies during payroll migration through ETL reconciliation testing</w:t>
-      </w:r>
-      <w:r>
-        <w:rPr>
-          <w:rFonts w:ascii="Segoe UI Emoji" w:hAnsi="Segoe UI Emoji" w:cs="Segoe UI Emoji"/>
-          <w:b/>
-          <w:bCs/>
-        </w:rPr>
-        <w:br/>
-        <w:t>• Increased efficiency of regression cycles through structured automation reuse across mid-market payroll systems</w:t>
-      </w:r>
-    </w:p>
-    <w:p>
-      <w:pPr>
-        <w:rPr>
-          <w:rFonts w:ascii="Segoe UI Emoji" w:hAnsi="Segoe UI Emoji" w:cs="Segoe UI Emoji"/>
-          <w:b/>
-          <w:bCs/>
-        </w:rPr>
-      </w:pPr>
-      <w:r>
-        <w:rPr>
-          <w:rFonts w:ascii="Segoe UI Emoji" w:hAnsi="Segoe UI Emoji" w:cs="Segoe UI Emoji"/>
-          <w:b/>
-          <w:bCs/>
-        </w:rPr>
-        <w:pict w14:anchorId="55ADBD8A">
           <v:rect id="_x0000_i1045" style="width:0;height:1.5pt" o:hralign="center" o:hrstd="t" o:hr="t" fillcolor="#a0a0a0" stroked="f"/>
         </w:pict>
       </w:r>
@@ -3173,6 +3689,185 @@
           <w:b/>
           <w:bCs/>
         </w:rPr>
+        <w:lastRenderedPageBreak/>
+        <w:t>💰 BUSINESS IMPACT SUMMARY (VERIFIABLE PHRASES ONLY)</w:t>
+      </w:r>
+    </w:p>
+    <w:p>
+      <w:pPr>
+        <w:spacing w:line="240" w:lineRule="auto"/>
+        <w:rPr>
+          <w:rFonts w:ascii="Segoe UI Emoji" w:hAnsi="Segoe UI Emoji" w:cs="Segoe UI Emoji"/>
+          <w:b/>
+          <w:bCs/>
+        </w:rPr>
+      </w:pPr>
+      <w:r>
+        <w:rPr>
+          <w:rFonts w:ascii="Segoe UI Emoji" w:hAnsi="Segoe UI Emoji" w:cs="Segoe UI Emoji"/>
+          <w:b/>
+          <w:bCs/>
+        </w:rPr>
+        <w:t>• Reduced regression execution effort through automation and structured test design optimisation techniques (observed reduction in selected combinatorial test scenarios)</w:t>
+      </w:r>
+      <w:r>
+        <w:rPr>
+          <w:rFonts w:ascii="Segoe UI Emoji" w:hAnsi="Segoe UI Emoji" w:cs="Segoe UI Emoji"/>
+          <w:b/>
+          <w:bCs/>
+        </w:rPr>
+        <w:br/>
+      </w:r>
+      <w:r>
+        <w:rPr>
+          <w:rFonts w:ascii="Segoe UI Emoji" w:hAnsi="Segoe UI Emoji" w:cs="Segoe UI Emoji"/>
+          <w:b/>
+          <w:bCs/>
+        </w:rPr>
+        <w:t>• Improved regression coverage efficiency across payroll workflows through reusable UI and API automation approaches</w:t>
+      </w:r>
+    </w:p>
+    <w:p>
+      <w:pPr>
+        <w:spacing w:line="240" w:lineRule="auto"/>
+        <w:rPr>
+          <w:rFonts w:ascii="Segoe UI Emoji" w:hAnsi="Segoe UI Emoji" w:cs="Segoe UI Emoji"/>
+          <w:b/>
+          <w:bCs/>
+        </w:rPr>
+      </w:pPr>
+      <w:r>
+        <w:rPr>
+          <w:rFonts w:ascii="Segoe UI Emoji" w:hAnsi="Segoe UI Emoji" w:cs="Segoe UI Emoji"/>
+          <w:b/>
+          <w:bCs/>
+        </w:rPr>
+        <w:t>• Supported earlier detection of payroll calculation inconsistencies in STP Phase II, PAYG, and Superannuation workflows through structured validation techniques</w:t>
+      </w:r>
+    </w:p>
+    <w:p>
+      <w:pPr>
+        <w:spacing w:line="240" w:lineRule="auto"/>
+        <w:rPr>
+          <w:rFonts w:ascii="Segoe UI Emoji" w:hAnsi="Segoe UI Emoji" w:cs="Segoe UI Emoji"/>
+          <w:b/>
+          <w:bCs/>
+        </w:rPr>
+      </w:pPr>
+      <w:r>
+        <w:rPr>
+          <w:rFonts w:ascii="Segoe UI Emoji" w:hAnsi="Segoe UI Emoji" w:cs="Segoe UI Emoji"/>
+          <w:b/>
+          <w:bCs/>
+        </w:rPr>
+        <w:t>• Improved stability of payroll processing outcomes through systematic validation of payroll rules, leave logic, and workforce configurations</w:t>
+      </w:r>
+    </w:p>
+    <w:p>
+      <w:pPr>
+        <w:spacing w:line="240" w:lineRule="auto"/>
+        <w:rPr>
+          <w:rFonts w:ascii="Segoe UI Emoji" w:hAnsi="Segoe UI Emoji" w:cs="Segoe UI Emoji"/>
+          <w:b/>
+          <w:bCs/>
+        </w:rPr>
+      </w:pPr>
+      <w:r>
+        <w:rPr>
+          <w:rFonts w:ascii="Segoe UI Emoji" w:hAnsi="Segoe UI Emoji" w:cs="Segoe UI Emoji"/>
+          <w:b/>
+          <w:bCs/>
+        </w:rPr>
+        <w:t>• Enabled faster identification of data inconsistencies during payroll migration through ETL reconciliation testing</w:t>
+      </w:r>
+    </w:p>
+    <w:p>
+      <w:pPr>
+        <w:spacing w:line="240" w:lineRule="auto"/>
+        <w:rPr>
+          <w:rFonts w:ascii="Segoe UI Emoji" w:hAnsi="Segoe UI Emoji" w:cs="Segoe UI Emoji"/>
+          <w:b/>
+          <w:bCs/>
+        </w:rPr>
+      </w:pPr>
+      <w:r>
+        <w:rPr>
+          <w:rFonts w:ascii="Segoe UI Emoji" w:hAnsi="Segoe UI Emoji" w:cs="Segoe UI Emoji"/>
+          <w:b/>
+          <w:bCs/>
+        </w:rPr>
+        <w:t>• Increased efficiency of regression cycles through structured automation reuse across mid-market payroll systems.</w:t>
+      </w:r>
+    </w:p>
+    <w:p>
+      <w:pPr>
+        <w:spacing w:line="240" w:lineRule="auto"/>
+        <w:rPr>
+          <w:rFonts w:ascii="Segoe UI Emoji" w:hAnsi="Segoe UI Emoji" w:cs="Segoe UI Emoji"/>
+          <w:b/>
+          <w:bCs/>
+        </w:rPr>
+      </w:pPr>
+      <w:r>
+        <w:rPr>
+          <w:rFonts w:ascii="Segoe UI Emoji" w:hAnsi="Segoe UI Emoji" w:cs="Segoe UI Emoji"/>
+          <w:b/>
+          <w:bCs/>
+        </w:rPr>
+        <w:t>• Reduced the technical knowledge barrier associated with analysing legacy JADE code through structured extraction and synthesis of official language documentation and real-world implementation patterns</w:t>
+      </w:r>
+    </w:p>
+    <w:p>
+      <w:pPr>
+        <w:spacing w:line="240" w:lineRule="auto"/>
+        <w:rPr>
+          <w:rFonts w:ascii="Segoe UI Emoji" w:hAnsi="Segoe UI Emoji" w:cs="Segoe UI Emoji"/>
+          <w:b/>
+          <w:bCs/>
+        </w:rPr>
+      </w:pPr>
+      <w:r>
+        <w:rPr>
+          <w:rFonts w:ascii="Segoe UI Emoji" w:hAnsi="Segoe UI Emoji" w:cs="Segoe UI Emoji"/>
+          <w:b/>
+          <w:bCs/>
+        </w:rPr>
+        <w:t>• Extended quality engineering capability beyond functional testing into secure AI-assisted software development, combining legacy-language knowledge acquisition, automated code-analysis concepts, data protection, and human-in-the-loop governance.</w:t>
+      </w:r>
+    </w:p>
+    <w:p>
+      <w:pPr>
+        <w:rPr>
+          <w:rFonts w:ascii="Segoe UI Emoji" w:hAnsi="Segoe UI Emoji" w:cs="Segoe UI Emoji"/>
+          <w:b/>
+          <w:bCs/>
+        </w:rPr>
+      </w:pPr>
+      <w:r>
+        <w:rPr>
+          <w:rFonts w:ascii="Segoe UI Emoji" w:hAnsi="Segoe UI Emoji" w:cs="Segoe UI Emoji"/>
+          <w:b/>
+          <w:bCs/>
+        </w:rPr>
+        <w:pict w14:anchorId="55ADBD8A">
+          <v:rect id="_x0000_i1046" style="width:0;height:1.5pt" o:hralign="center" o:hrstd="t" o:hr="t" fillcolor="#a0a0a0" stroked="f"/>
+        </w:pict>
+      </w:r>
+    </w:p>
+    <w:p>
+      <w:pPr>
+        <w:rPr>
+          <w:rFonts w:ascii="Segoe UI Emoji" w:hAnsi="Segoe UI Emoji" w:cs="Segoe UI Emoji"/>
+          <w:b/>
+          <w:bCs/>
+        </w:rPr>
+      </w:pPr>
+      <w:r>
+        <w:rPr>
+          <w:rFonts w:ascii="Segoe UI Emoji" w:hAnsi="Segoe UI Emoji" w:cs="Segoe UI Emoji"/>
+          <w:b/>
+          <w:bCs/>
+        </w:rPr>
         <w:t>🎓 ISTQB CERTIFICATION PROFILE</w:t>
       </w:r>
     </w:p>
@@ -3293,7 +3988,7 @@
           <w:bCs/>
         </w:rPr>
         <w:pict w14:anchorId="054D39D1">
-          <v:rect id="_x0000_i1046" style="width:0;height:1.5pt" o:hralign="center" o:hrstd="t" o:hr="t" fillcolor="#a0a0a0" stroked="f"/>
+          <v:rect id="_x0000_i1047" style="width:0;height:1.5pt" o:hralign="center" o:hrstd="t" o:hr="t" fillcolor="#a0a0a0" stroked="f"/>
         </w:pict>
       </w:r>
     </w:p>
@@ -3311,7 +4006,6 @@
           <w:b/>
           <w:bCs/>
         </w:rPr>
-        <w:lastRenderedPageBreak/>
         <w:t>🧭 FINAL ARCHITECTURAL POSITIONING</w:t>
       </w:r>
     </w:p>
@@ -3407,7 +4101,7 @@
           <w:bCs/>
         </w:rPr>
         <w:pict w14:anchorId="7EAFC2DD">
-          <v:rect id="_x0000_i1047" style="width:0;height:1.5pt" o:hralign="center" o:hrstd="t" o:hr="t" fillcolor="#a0a0a0" stroked="f"/>
+          <v:rect id="_x0000_i1048" style="width:0;height:1.5pt" o:hralign="center" o:hrstd="t" o:hr="t" fillcolor="#a0a0a0" stroked="f"/>
         </w:pict>
       </w:r>
     </w:p>
@@ -3425,6 +4119,7 @@
           <w:b/>
           <w:bCs/>
         </w:rPr>
+        <w:lastRenderedPageBreak/>
         <w:t>🚀 ONE-LINE EXECUTIVE SUMMARY</w:t>
       </w:r>
     </w:p>
@@ -3720,6 +4415,453 @@
     </w:lvl>
   </w:abstractNum>
   <w:abstractNum w:abstractNumId="2" w15:restartNumberingAfterBreak="0">
+    <w:nsid w:val="12810030"/>
+    <w:multiLevelType w:val="multilevel"/>
+    <w:tmpl w:val="B9D0DDAC"/>
+    <w:lvl w:ilvl="0">
+      <w:start w:val="1"/>
+      <w:numFmt w:val="bullet"/>
+      <w:lvlText w:val=""/>
+      <w:lvlJc w:val="left"/>
+      <w:pPr>
+        <w:tabs>
+          <w:tab w:val="num" w:pos="720"/>
+        </w:tabs>
+        <w:ind w:left="720" w:hanging="360"/>
+      </w:pPr>
+      <w:rPr>
+        <w:rFonts w:ascii="Symbol" w:hAnsi="Symbol" w:hint="default"/>
+        <w:sz w:val="20"/>
+      </w:rPr>
+    </w:lvl>
+    <w:lvl w:ilvl="1" w:tentative="1">
+      <w:start w:val="1"/>
+      <w:numFmt w:val="bullet"/>
+      <w:lvlText w:val="o"/>
+      <w:lvlJc w:val="left"/>
+      <w:pPr>
+        <w:tabs>
+          <w:tab w:val="num" w:pos="1440"/>
+        </w:tabs>
+        <w:ind w:left="1440" w:hanging="360"/>
+      </w:pPr>
+      <w:rPr>
+        <w:rFonts w:ascii="Courier New" w:hAnsi="Courier New" w:hint="default"/>
+        <w:sz w:val="20"/>
+      </w:rPr>
+    </w:lvl>
+    <w:lvl w:ilvl="2" w:tentative="1">
+      <w:start w:val="1"/>
+      <w:numFmt w:val="bullet"/>
+      <w:lvlText w:val=""/>
+      <w:lvlJc w:val="left"/>
+      <w:pPr>
+        <w:tabs>
+          <w:tab w:val="num" w:pos="2160"/>
+        </w:tabs>
+        <w:ind w:left="2160" w:hanging="360"/>
+      </w:pPr>
+      <w:rPr>
+        <w:rFonts w:ascii="Wingdings" w:hAnsi="Wingdings" w:hint="default"/>
+        <w:sz w:val="20"/>
+      </w:rPr>
+    </w:lvl>
+    <w:lvl w:ilvl="3" w:tentative="1">
+      <w:start w:val="1"/>
+      <w:numFmt w:val="bullet"/>
+      <w:lvlText w:val=""/>
+      <w:lvlJc w:val="left"/>
+      <w:pPr>
+        <w:tabs>
+          <w:tab w:val="num" w:pos="2880"/>
+        </w:tabs>
+        <w:ind w:left="2880" w:hanging="360"/>
+      </w:pPr>
+      <w:rPr>
+        <w:rFonts w:ascii="Wingdings" w:hAnsi="Wingdings" w:hint="default"/>
+        <w:sz w:val="20"/>
+      </w:rPr>
+    </w:lvl>
+    <w:lvl w:ilvl="4" w:tentative="1">
+      <w:start w:val="1"/>
+      <w:numFmt w:val="bullet"/>
+      <w:lvlText w:val=""/>
+      <w:lvlJc w:val="left"/>
+      <w:pPr>
+        <w:tabs>
+          <w:tab w:val="num" w:pos="3600"/>
+        </w:tabs>
+        <w:ind w:left="3600" w:hanging="360"/>
+      </w:pPr>
+      <w:rPr>
+        <w:rFonts w:ascii="Wingdings" w:hAnsi="Wingdings" w:hint="default"/>
+        <w:sz w:val="20"/>
+      </w:rPr>
+    </w:lvl>
+    <w:lvl w:ilvl="5" w:tentative="1">
+      <w:start w:val="1"/>
+      <w:numFmt w:val="bullet"/>
+      <w:lvlText w:val=""/>
+      <w:lvlJc w:val="left"/>
+      <w:pPr>
+        <w:tabs>
+          <w:tab w:val="num" w:pos="4320"/>
+        </w:tabs>
+        <w:ind w:left="4320" w:hanging="360"/>
+      </w:pPr>
+      <w:rPr>
+        <w:rFonts w:ascii="Wingdings" w:hAnsi="Wingdings" w:hint="default"/>
+        <w:sz w:val="20"/>
+      </w:rPr>
+    </w:lvl>
+    <w:lvl w:ilvl="6" w:tentative="1">
+      <w:start w:val="1"/>
+      <w:numFmt w:val="bullet"/>
+      <w:lvlText w:val=""/>
+      <w:lvlJc w:val="left"/>
+      <w:pPr>
+        <w:tabs>
+          <w:tab w:val="num" w:pos="5040"/>
+        </w:tabs>
+        <w:ind w:left="5040" w:hanging="360"/>
+      </w:pPr>
+      <w:rPr>
+        <w:rFonts w:ascii="Wingdings" w:hAnsi="Wingdings" w:hint="default"/>
+        <w:sz w:val="20"/>
+      </w:rPr>
+    </w:lvl>
+    <w:lvl w:ilvl="7" w:tentative="1">
+      <w:start w:val="1"/>
+      <w:numFmt w:val="bullet"/>
+      <w:lvlText w:val=""/>
+      <w:lvlJc w:val="left"/>
+      <w:pPr>
+        <w:tabs>
+          <w:tab w:val="num" w:pos="5760"/>
+        </w:tabs>
+        <w:ind w:left="5760" w:hanging="360"/>
+      </w:pPr>
+      <w:rPr>
+        <w:rFonts w:ascii="Wingdings" w:hAnsi="Wingdings" w:hint="default"/>
+        <w:sz w:val="20"/>
+      </w:rPr>
+    </w:lvl>
+    <w:lvl w:ilvl="8" w:tentative="1">
+      <w:start w:val="1"/>
+      <w:numFmt w:val="bullet"/>
+      <w:lvlText w:val=""/>
+      <w:lvlJc w:val="left"/>
+      <w:pPr>
+        <w:tabs>
+          <w:tab w:val="num" w:pos="6480"/>
+        </w:tabs>
+        <w:ind w:left="6480" w:hanging="360"/>
+      </w:pPr>
+      <w:rPr>
+        <w:rFonts w:ascii="Wingdings" w:hAnsi="Wingdings" w:hint="default"/>
+        <w:sz w:val="20"/>
+      </w:rPr>
+    </w:lvl>
+  </w:abstractNum>
+  <w:abstractNum w:abstractNumId="3" w15:restartNumberingAfterBreak="0">
+    <w:nsid w:val="12C6634C"/>
+    <w:multiLevelType w:val="multilevel"/>
+    <w:tmpl w:val="3392EE56"/>
+    <w:lvl w:ilvl="0">
+      <w:start w:val="1"/>
+      <w:numFmt w:val="bullet"/>
+      <w:lvlText w:val=""/>
+      <w:lvlJc w:val="left"/>
+      <w:pPr>
+        <w:tabs>
+          <w:tab w:val="num" w:pos="720"/>
+        </w:tabs>
+        <w:ind w:left="720" w:hanging="360"/>
+      </w:pPr>
+      <w:rPr>
+        <w:rFonts w:ascii="Symbol" w:hAnsi="Symbol" w:hint="default"/>
+        <w:sz w:val="20"/>
+      </w:rPr>
+    </w:lvl>
+    <w:lvl w:ilvl="1" w:tentative="1">
+      <w:start w:val="1"/>
+      <w:numFmt w:val="bullet"/>
+      <w:lvlText w:val="o"/>
+      <w:lvlJc w:val="left"/>
+      <w:pPr>
+        <w:tabs>
+          <w:tab w:val="num" w:pos="1440"/>
+        </w:tabs>
+        <w:ind w:left="1440" w:hanging="360"/>
+      </w:pPr>
+      <w:rPr>
+        <w:rFonts w:ascii="Courier New" w:hAnsi="Courier New" w:hint="default"/>
+        <w:sz w:val="20"/>
+      </w:rPr>
+    </w:lvl>
+    <w:lvl w:ilvl="2" w:tentative="1">
+      <w:start w:val="1"/>
+      <w:numFmt w:val="bullet"/>
+      <w:lvlText w:val=""/>
+      <w:lvlJc w:val="left"/>
+      <w:pPr>
+        <w:tabs>
+          <w:tab w:val="num" w:pos="2160"/>
+        </w:tabs>
+        <w:ind w:left="2160" w:hanging="360"/>
+      </w:pPr>
+      <w:rPr>
+        <w:rFonts w:ascii="Wingdings" w:hAnsi="Wingdings" w:hint="default"/>
+        <w:sz w:val="20"/>
+      </w:rPr>
+    </w:lvl>
+    <w:lvl w:ilvl="3" w:tentative="1">
+      <w:start w:val="1"/>
+      <w:numFmt w:val="bullet"/>
+      <w:lvlText w:val=""/>
+      <w:lvlJc w:val="left"/>
+      <w:pPr>
+        <w:tabs>
+          <w:tab w:val="num" w:pos="2880"/>
+        </w:tabs>
+        <w:ind w:left="2880" w:hanging="360"/>
+      </w:pPr>
+      <w:rPr>
+        <w:rFonts w:ascii="Wingdings" w:hAnsi="Wingdings" w:hint="default"/>
+        <w:sz w:val="20"/>
+      </w:rPr>
+    </w:lvl>
+    <w:lvl w:ilvl="4" w:tentative="1">
+      <w:start w:val="1"/>
+      <w:numFmt w:val="bullet"/>
+      <w:lvlText w:val=""/>
+      <w:lvlJc w:val="left"/>
+      <w:pPr>
+        <w:tabs>
+          <w:tab w:val="num" w:pos="3600"/>
+        </w:tabs>
+        <w:ind w:left="3600" w:hanging="360"/>
+      </w:pPr>
+      <w:rPr>
+        <w:rFonts w:ascii="Wingdings" w:hAnsi="Wingdings" w:hint="default"/>
+        <w:sz w:val="20"/>
+      </w:rPr>
+    </w:lvl>
+    <w:lvl w:ilvl="5" w:tentative="1">
+      <w:start w:val="1"/>
+      <w:numFmt w:val="bullet"/>
+      <w:lvlText w:val=""/>
+      <w:lvlJc w:val="left"/>
+      <w:pPr>
+        <w:tabs>
+          <w:tab w:val="num" w:pos="4320"/>
+        </w:tabs>
+        <w:ind w:left="4320" w:hanging="360"/>
+      </w:pPr>
+      <w:rPr>
+        <w:rFonts w:ascii="Wingdings" w:hAnsi="Wingdings" w:hint="default"/>
+        <w:sz w:val="20"/>
+      </w:rPr>
+    </w:lvl>
+    <w:lvl w:ilvl="6" w:tentative="1">
+      <w:start w:val="1"/>
+      <w:numFmt w:val="bullet"/>
+      <w:lvlText w:val=""/>
+      <w:lvlJc w:val="left"/>
+      <w:pPr>
+        <w:tabs>
+          <w:tab w:val="num" w:pos="5040"/>
+        </w:tabs>
+        <w:ind w:left="5040" w:hanging="360"/>
+      </w:pPr>
+      <w:rPr>
+        <w:rFonts w:ascii="Wingdings" w:hAnsi="Wingdings" w:hint="default"/>
+        <w:sz w:val="20"/>
+      </w:rPr>
+    </w:lvl>
+    <w:lvl w:ilvl="7" w:tentative="1">
+      <w:start w:val="1"/>
+      <w:numFmt w:val="bullet"/>
+      <w:lvlText w:val=""/>
+      <w:lvlJc w:val="left"/>
+      <w:pPr>
+        <w:tabs>
+          <w:tab w:val="num" w:pos="5760"/>
+        </w:tabs>
+        <w:ind w:left="5760" w:hanging="360"/>
+      </w:pPr>
+      <w:rPr>
+        <w:rFonts w:ascii="Wingdings" w:hAnsi="Wingdings" w:hint="default"/>
+        <w:sz w:val="20"/>
+      </w:rPr>
+    </w:lvl>
+    <w:lvl w:ilvl="8" w:tentative="1">
+      <w:start w:val="1"/>
+      <w:numFmt w:val="bullet"/>
+      <w:lvlText w:val=""/>
+      <w:lvlJc w:val="left"/>
+      <w:pPr>
+        <w:tabs>
+          <w:tab w:val="num" w:pos="6480"/>
+        </w:tabs>
+        <w:ind w:left="6480" w:hanging="360"/>
+      </w:pPr>
+      <w:rPr>
+        <w:rFonts w:ascii="Wingdings" w:hAnsi="Wingdings" w:hint="default"/>
+        <w:sz w:val="20"/>
+      </w:rPr>
+    </w:lvl>
+  </w:abstractNum>
+  <w:abstractNum w:abstractNumId="4" w15:restartNumberingAfterBreak="0">
+    <w:nsid w:val="3B5C01A9"/>
+    <w:multiLevelType w:val="multilevel"/>
+    <w:tmpl w:val="A81011D6"/>
+    <w:lvl w:ilvl="0">
+      <w:start w:val="1"/>
+      <w:numFmt w:val="bullet"/>
+      <w:lvlText w:val=""/>
+      <w:lvlJc w:val="left"/>
+      <w:pPr>
+        <w:tabs>
+          <w:tab w:val="num" w:pos="720"/>
+        </w:tabs>
+        <w:ind w:left="720" w:hanging="360"/>
+      </w:pPr>
+      <w:rPr>
+        <w:rFonts w:ascii="Symbol" w:hAnsi="Symbol" w:hint="default"/>
+        <w:sz w:val="20"/>
+      </w:rPr>
+    </w:lvl>
+    <w:lvl w:ilvl="1" w:tentative="1">
+      <w:start w:val="1"/>
+      <w:numFmt w:val="bullet"/>
+      <w:lvlText w:val="o"/>
+      <w:lvlJc w:val="left"/>
+      <w:pPr>
+        <w:tabs>
+          <w:tab w:val="num" w:pos="1440"/>
+        </w:tabs>
+        <w:ind w:left="1440" w:hanging="360"/>
+      </w:pPr>
+      <w:rPr>
+        <w:rFonts w:ascii="Courier New" w:hAnsi="Courier New" w:hint="default"/>
+        <w:sz w:val="20"/>
+      </w:rPr>
+    </w:lvl>
+    <w:lvl w:ilvl="2" w:tentative="1">
+      <w:start w:val="1"/>
+      <w:numFmt w:val="bullet"/>
+      <w:lvlText w:val=""/>
+      <w:lvlJc w:val="left"/>
+      <w:pPr>
+        <w:tabs>
+          <w:tab w:val="num" w:pos="2160"/>
+        </w:tabs>
+        <w:ind w:left="2160" w:hanging="360"/>
+      </w:pPr>
+      <w:rPr>
+        <w:rFonts w:ascii="Wingdings" w:hAnsi="Wingdings" w:hint="default"/>
+        <w:sz w:val="20"/>
+      </w:rPr>
+    </w:lvl>
+    <w:lvl w:ilvl="3" w:tentative="1">
+      <w:start w:val="1"/>
+      <w:numFmt w:val="bullet"/>
+      <w:lvlText w:val=""/>
+      <w:lvlJc w:val="left"/>
+      <w:pPr>
+        <w:tabs>
+          <w:tab w:val="num" w:pos="2880"/>
+        </w:tabs>
+        <w:ind w:left="2880" w:hanging="360"/>
+      </w:pPr>
+      <w:rPr>
+        <w:rFonts w:ascii="Wingdings" w:hAnsi="Wingdings" w:hint="default"/>
+        <w:sz w:val="20"/>
+      </w:rPr>
+    </w:lvl>
+    <w:lvl w:ilvl="4" w:tentative="1">
+      <w:start w:val="1"/>
+      <w:numFmt w:val="bullet"/>
+      <w:lvlText w:val=""/>
+      <w:lvlJc w:val="left"/>
+      <w:pPr>
+        <w:tabs>
+          <w:tab w:val="num" w:pos="3600"/>
+        </w:tabs>
+        <w:ind w:left="3600" w:hanging="360"/>
+      </w:pPr>
+      <w:rPr>
+        <w:rFonts w:ascii="Wingdings" w:hAnsi="Wingdings" w:hint="default"/>
+        <w:sz w:val="20"/>
+      </w:rPr>
+    </w:lvl>
+    <w:lvl w:ilvl="5" w:tentative="1">
+      <w:start w:val="1"/>
+      <w:numFmt w:val="bullet"/>
+      <w:lvlText w:val=""/>
+      <w:lvlJc w:val="left"/>
+      <w:pPr>
+        <w:tabs>
+          <w:tab w:val="num" w:pos="4320"/>
+        </w:tabs>
+        <w:ind w:left="4320" w:hanging="360"/>
+      </w:pPr>
+      <w:rPr>
+        <w:rFonts w:ascii="Wingdings" w:hAnsi="Wingdings" w:hint="default"/>
+        <w:sz w:val="20"/>
+      </w:rPr>
+    </w:lvl>
+    <w:lvl w:ilvl="6" w:tentative="1">
+      <w:start w:val="1"/>
+      <w:numFmt w:val="bullet"/>
+      <w:lvlText w:val=""/>
+      <w:lvlJc w:val="left"/>
+      <w:pPr>
+        <w:tabs>
+          <w:tab w:val="num" w:pos="5040"/>
+        </w:tabs>
+        <w:ind w:left="5040" w:hanging="360"/>
+      </w:pPr>
+      <w:rPr>
+        <w:rFonts w:ascii="Wingdings" w:hAnsi="Wingdings" w:hint="default"/>
+        <w:sz w:val="20"/>
+      </w:rPr>
+    </w:lvl>
+    <w:lvl w:ilvl="7" w:tentative="1">
+      <w:start w:val="1"/>
+      <w:numFmt w:val="bullet"/>
+      <w:lvlText w:val=""/>
+      <w:lvlJc w:val="left"/>
+      <w:pPr>
+        <w:tabs>
+          <w:tab w:val="num" w:pos="5760"/>
+        </w:tabs>
+        <w:ind w:left="5760" w:hanging="360"/>
+      </w:pPr>
+      <w:rPr>
+        <w:rFonts w:ascii="Wingdings" w:hAnsi="Wingdings" w:hint="default"/>
+        <w:sz w:val="20"/>
+      </w:rPr>
+    </w:lvl>
+    <w:lvl w:ilvl="8" w:tentative="1">
+      <w:start w:val="1"/>
+      <w:numFmt w:val="bullet"/>
+      <w:lvlText w:val=""/>
+      <w:lvlJc w:val="left"/>
+      <w:pPr>
+        <w:tabs>
+          <w:tab w:val="num" w:pos="6480"/>
+        </w:tabs>
+        <w:ind w:left="6480" w:hanging="360"/>
+      </w:pPr>
+      <w:rPr>
+        <w:rFonts w:ascii="Wingdings" w:hAnsi="Wingdings" w:hint="default"/>
+        <w:sz w:val="20"/>
+      </w:rPr>
+    </w:lvl>
+  </w:abstractNum>
+  <w:abstractNum w:abstractNumId="5" w15:restartNumberingAfterBreak="0">
     <w:nsid w:val="3BD50CD9"/>
     <w:multiLevelType w:val="hybridMultilevel"/>
     <w:tmpl w:val="6B644EF6"/>
@@ -3832,7 +4974,156 @@
       </w:rPr>
     </w:lvl>
   </w:abstractNum>
-  <w:abstractNum w:abstractNumId="3" w15:restartNumberingAfterBreak="0">
+  <w:abstractNum w:abstractNumId="6" w15:restartNumberingAfterBreak="0">
+    <w:nsid w:val="434F6405"/>
+    <w:multiLevelType w:val="multilevel"/>
+    <w:tmpl w:val="DF624A5C"/>
+    <w:lvl w:ilvl="0">
+      <w:start w:val="1"/>
+      <w:numFmt w:val="bullet"/>
+      <w:lvlText w:val=""/>
+      <w:lvlJc w:val="left"/>
+      <w:pPr>
+        <w:tabs>
+          <w:tab w:val="num" w:pos="720"/>
+        </w:tabs>
+        <w:ind w:left="720" w:hanging="360"/>
+      </w:pPr>
+      <w:rPr>
+        <w:rFonts w:ascii="Symbol" w:hAnsi="Symbol" w:hint="default"/>
+        <w:sz w:val="20"/>
+      </w:rPr>
+    </w:lvl>
+    <w:lvl w:ilvl="1" w:tentative="1">
+      <w:start w:val="1"/>
+      <w:numFmt w:val="bullet"/>
+      <w:lvlText w:val="o"/>
+      <w:lvlJc w:val="left"/>
+      <w:pPr>
+        <w:tabs>
+          <w:tab w:val="num" w:pos="1440"/>
+        </w:tabs>
+        <w:ind w:left="1440" w:hanging="360"/>
+      </w:pPr>
+      <w:rPr>
+        <w:rFonts w:ascii="Courier New" w:hAnsi="Courier New" w:hint="default"/>
+        <w:sz w:val="20"/>
+      </w:rPr>
+    </w:lvl>
+    <w:lvl w:ilvl="2" w:tentative="1">
+      <w:start w:val="1"/>
+      <w:numFmt w:val="bullet"/>
+      <w:lvlText w:val=""/>
+      <w:lvlJc w:val="left"/>
+      <w:pPr>
+        <w:tabs>
+          <w:tab w:val="num" w:pos="2160"/>
+        </w:tabs>
+        <w:ind w:left="2160" w:hanging="360"/>
+      </w:pPr>
+      <w:rPr>
+        <w:rFonts w:ascii="Wingdings" w:hAnsi="Wingdings" w:hint="default"/>
+        <w:sz w:val="20"/>
+      </w:rPr>
+    </w:lvl>
+    <w:lvl w:ilvl="3" w:tentative="1">
+      <w:start w:val="1"/>
+      <w:numFmt w:val="bullet"/>
+      <w:lvlText w:val=""/>
+      <w:lvlJc w:val="left"/>
+      <w:pPr>
+        <w:tabs>
+          <w:tab w:val="num" w:pos="2880"/>
+        </w:tabs>
+        <w:ind w:left="2880" w:hanging="360"/>
+      </w:pPr>
+      <w:rPr>
+        <w:rFonts w:ascii="Wingdings" w:hAnsi="Wingdings" w:hint="default"/>
+        <w:sz w:val="20"/>
+      </w:rPr>
+    </w:lvl>
+    <w:lvl w:ilvl="4" w:tentative="1">
+      <w:start w:val="1"/>
+      <w:numFmt w:val="bullet"/>
+      <w:lvlText w:val=""/>
+      <w:lvlJc w:val="left"/>
+      <w:pPr>
+        <w:tabs>
+          <w:tab w:val="num" w:pos="3600"/>
+        </w:tabs>
+        <w:ind w:left="3600" w:hanging="360"/>
+      </w:pPr>
+      <w:rPr>
+        <w:rFonts w:ascii="Wingdings" w:hAnsi="Wingdings" w:hint="default"/>
+        <w:sz w:val="20"/>
+      </w:rPr>
+    </w:lvl>
+    <w:lvl w:ilvl="5" w:tentative="1">
+      <w:start w:val="1"/>
+      <w:numFmt w:val="bullet"/>
+      <w:lvlText w:val=""/>
+      <w:lvlJc w:val="left"/>
+      <w:pPr>
+        <w:tabs>
+          <w:tab w:val="num" w:pos="4320"/>
+        </w:tabs>
+        <w:ind w:left="4320" w:hanging="360"/>
+      </w:pPr>
+      <w:rPr>
+        <w:rFonts w:ascii="Wingdings" w:hAnsi="Wingdings" w:hint="default"/>
+        <w:sz w:val="20"/>
+      </w:rPr>
+    </w:lvl>
+    <w:lvl w:ilvl="6" w:tentative="1">
+      <w:start w:val="1"/>
+      <w:numFmt w:val="bullet"/>
+      <w:lvlText w:val=""/>
+      <w:lvlJc w:val="left"/>
+      <w:pPr>
+        <w:tabs>
+          <w:tab w:val="num" w:pos="5040"/>
+        </w:tabs>
+        <w:ind w:left="5040" w:hanging="360"/>
+      </w:pPr>
+      <w:rPr>
+        <w:rFonts w:ascii="Wingdings" w:hAnsi="Wingdings" w:hint="default"/>
+        <w:sz w:val="20"/>
+      </w:rPr>
+    </w:lvl>
+    <w:lvl w:ilvl="7" w:tentative="1">
+      <w:start w:val="1"/>
+      <w:numFmt w:val="bullet"/>
+      <w:lvlText w:val=""/>
+      <w:lvlJc w:val="left"/>
+      <w:pPr>
+        <w:tabs>
+          <w:tab w:val="num" w:pos="5760"/>
+        </w:tabs>
+        <w:ind w:left="5760" w:hanging="360"/>
+      </w:pPr>
+      <w:rPr>
+        <w:rFonts w:ascii="Wingdings" w:hAnsi="Wingdings" w:hint="default"/>
+        <w:sz w:val="20"/>
+      </w:rPr>
+    </w:lvl>
+    <w:lvl w:ilvl="8" w:tentative="1">
+      <w:start w:val="1"/>
+      <w:numFmt w:val="bullet"/>
+      <w:lvlText w:val=""/>
+      <w:lvlJc w:val="left"/>
+      <w:pPr>
+        <w:tabs>
+          <w:tab w:val="num" w:pos="6480"/>
+        </w:tabs>
+        <w:ind w:left="6480" w:hanging="360"/>
+      </w:pPr>
+      <w:rPr>
+        <w:rFonts w:ascii="Wingdings" w:hAnsi="Wingdings" w:hint="default"/>
+        <w:sz w:val="20"/>
+      </w:rPr>
+    </w:lvl>
+  </w:abstractNum>
+  <w:abstractNum w:abstractNumId="7" w15:restartNumberingAfterBreak="0">
     <w:nsid w:val="4C354A67"/>
     <w:multiLevelType w:val="multilevel"/>
     <w:tmpl w:val="126E5766"/>
@@ -3981,7 +5272,7 @@
       </w:rPr>
     </w:lvl>
   </w:abstractNum>
-  <w:abstractNum w:abstractNumId="4" w15:restartNumberingAfterBreak="0">
+  <w:abstractNum w:abstractNumId="8" w15:restartNumberingAfterBreak="0">
     <w:nsid w:val="554E466A"/>
     <w:multiLevelType w:val="multilevel"/>
     <w:tmpl w:val="4D1CB9A0"/>
@@ -4094,7 +5385,7 @@
       </w:pPr>
     </w:lvl>
   </w:abstractNum>
-  <w:abstractNum w:abstractNumId="5" w15:restartNumberingAfterBreak="0">
+  <w:abstractNum w:abstractNumId="9" w15:restartNumberingAfterBreak="0">
     <w:nsid w:val="5C660D0D"/>
     <w:multiLevelType w:val="multilevel"/>
     <w:tmpl w:val="A45AC322"/>
@@ -4244,22 +5535,34 @@
     </w:lvl>
   </w:abstractNum>
   <w:num w:numId="1" w16cid:durableId="1520385741">
-    <w:abstractNumId w:val="4"/>
+    <w:abstractNumId w:val="8"/>
   </w:num>
   <w:num w:numId="2" w16cid:durableId="543756680">
     <w:abstractNumId w:val="1"/>
   </w:num>
   <w:num w:numId="3" w16cid:durableId="1038821333">
-    <w:abstractNumId w:val="3"/>
+    <w:abstractNumId w:val="7"/>
   </w:num>
   <w:num w:numId="4" w16cid:durableId="1447046664">
-    <w:abstractNumId w:val="5"/>
+    <w:abstractNumId w:val="9"/>
   </w:num>
   <w:num w:numId="5" w16cid:durableId="629827985">
-    <w:abstractNumId w:val="2"/>
+    <w:abstractNumId w:val="5"/>
   </w:num>
   <w:num w:numId="6" w16cid:durableId="1468160759">
     <w:abstractNumId w:val="0"/>
+  </w:num>
+  <w:num w:numId="7" w16cid:durableId="322705320">
+    <w:abstractNumId w:val="6"/>
+  </w:num>
+  <w:num w:numId="8" w16cid:durableId="1560825701">
+    <w:abstractNumId w:val="4"/>
+  </w:num>
+  <w:num w:numId="9" w16cid:durableId="1408772829">
+    <w:abstractNumId w:val="2"/>
+  </w:num>
+  <w:num w:numId="10" w16cid:durableId="135532706">
+    <w:abstractNumId w:val="3"/>
   </w:num>
   <w:numIdMacAtCleanup w:val="6"/>
 </w:numbering>
